--- a/fuentes/CFA3_228144_DU.docx
+++ b/fuentes/CFA3_228144_DU.docx
@@ -22644,13 +22644,13 @@
 </file>
 
 <file path=customXml/itemProps2.xml><?xml version="1.0" encoding="utf-8"?>
-<ds:datastoreItem xmlns:ds="http://schemas.openxmlformats.org/officeDocument/2006/customXml" ds:itemID="{B678917B-C692-4242-80E4-FEEDBA43A9B8}"/>
+<ds:datastoreItem xmlns:ds="http://schemas.openxmlformats.org/officeDocument/2006/customXml" ds:itemID="{AF4D115A-1FDE-4DB9-A781-705588EBB551}"/>
 </file>
 
 <file path=customXml/itemProps3.xml><?xml version="1.0" encoding="utf-8"?>
-<ds:datastoreItem xmlns:ds="http://schemas.openxmlformats.org/officeDocument/2006/customXml" ds:itemID="{20C4D4E7-4B9C-4339-80D0-255FFBEABD53}"/>
+<ds:datastoreItem xmlns:ds="http://schemas.openxmlformats.org/officeDocument/2006/customXml" ds:itemID="{6196BD75-1AE1-4921-9EFF-79955979787C}"/>
 </file>
 
 <file path=customXml/itemProps4.xml><?xml version="1.0" encoding="utf-8"?>
-<ds:datastoreItem xmlns:ds="http://schemas.openxmlformats.org/officeDocument/2006/customXml" ds:itemID="{692F5046-B2FC-463E-8265-DC0D1D2ABEF6}"/>
+<ds:datastoreItem xmlns:ds="http://schemas.openxmlformats.org/officeDocument/2006/customXml" ds:itemID="{E9E6C151-DD96-427F-85D7-BEB7A8EAC524}"/>
 </file>